--- a/resources/work-order-template.docx
+++ b/resources/work-order-template.docx
@@ -1418,90 +1418,7 @@
           <w:lang w:val="en-US"/>
           <w14:ligatures w14:val="none"/>
         </w:rPr>
-      </w:r>
-      <w:proofErr w:type="gramStart"/>
-      <w:r>
-        <w:rPr>
-          <w:rFonts w:ascii="Times New Roman" w:eastAsia="Times New Roman" w:hAnsi="Times New Roman" w:cs="Times New Roman"/>
-          <w:b/>
-          <w:bCs/>
-          <w:kern w:val="0"/>
-          <w:sz w:val="22"/>
-          <w:szCs w:val="22"/>
-          <w:lang w:val="en-US"/>
-          <w14:ligatures w14:val="none"/>
-        </w:rPr>
-        <w:t>Ref:-</w:t>
-      </w:r>
-      <w:proofErr w:type="gramEnd"/>
-      <w:r>
-        <w:rPr>
-          <w:rFonts w:ascii="Times New Roman" w:eastAsia="Times New Roman" w:hAnsi="Times New Roman" w:cs="Times New Roman"/>
-          <w:b/>
-          <w:bCs/>
-          <w:kern w:val="0"/>
-          <w:sz w:val="22"/>
-          <w:szCs w:val="22"/>
-          <w:lang w:val="en-US"/>
-          <w14:ligatures w14:val="none"/>
-        </w:rPr>
-        <w:t xml:space="preserve"> </w:t>
-      </w:r>
-      <w:r>
-        <w:rPr>
-          <w:rFonts w:ascii="Times New Roman" w:eastAsia="Times New Roman" w:hAnsi="Times New Roman" w:cs="Times New Roman"/>
-          <w:kern w:val="0"/>
-          <w:sz w:val="22"/>
-          <w:szCs w:val="22"/>
-          <w:lang w:val="en-US"/>
-          <w14:ligatures w14:val="none"/>
-        </w:rPr>
-      </w:r>
-      <w:r>
-        <w:rPr>
-          <w:rFonts w:ascii="Times New Roman" w:eastAsia="Times New Roman" w:hAnsi="Times New Roman" w:cs="Times New Roman"/>
-          <w:kern w:val="0"/>
-          <w:sz w:val="21"/>
-          <w:szCs w:val="21"/>
-          <w:lang w:val="en-US"/>
-          <w14:ligatures w14:val="none"/>
-        </w:rPr>
-        <w:t xml:space="preserve">Note approved by the Zonal Commissioner, {{ZoneAbbr}}, {{Corporation}} </w:t>
-      </w:r>
-      <w:proofErr w:type="gramStart"/>
-      <w:r>
-        <w:rPr>
-          <w:rFonts w:ascii="Times New Roman" w:eastAsia="Times New Roman" w:hAnsi="Times New Roman" w:cs="Times New Roman"/>
-          <w:kern w:val="0"/>
-          <w:sz w:val="21"/>
-          <w:szCs w:val="21"/>
-          <w:lang w:val="en-US"/>
-          <w14:ligatures w14:val="none"/>
-        </w:rPr>
-        <w:t>Dt.</w:t>
-      </w:r>
-      <w:r>
-        <w:rPr>
-          <w:rFonts w:ascii="Times New Roman" w:eastAsia="Times New Roman" w:hAnsi="Times New Roman" w:cs="Times New Roman"/>
-          <w:kern w:val="0"/>
-          <w:sz w:val="21"/>
-          <w:szCs w:val="21"/>
-          <w:lang w:val="en-US"/>
-          <w14:ligatures w14:val="none"/>
-        </w:rPr>
-        <w:t>{</w:t>
-      </w:r>
-      <w:proofErr w:type="gramEnd"/>
-      <w:r>
-        <w:rPr>
-          <w:rFonts w:ascii="Times New Roman" w:eastAsia="Times New Roman" w:hAnsi="Times New Roman" w:cs="Times New Roman"/>
-          <w:kern w:val="0"/>
-          <w:sz w:val="21"/>
-          <w:szCs w:val="21"/>
-          <w:lang w:val="en-US"/>
-          <w14:ligatures w14:val="none"/>
-        </w:rPr>
-        <w:t>{Administrative Sanction date}}</w:t>
+        <w:t xml:space="preserve">Ref: -1).Nit No:{{NIT No}}(Item-{{Item No}}), Dt.{{NIT Date}}.</w:t>
       </w:r>
     </w:p>
     <w:p>
@@ -1513,16 +1430,7 @@
         <w:autoSpaceDN w:val="0"/>
         <w:adjustRightInd w:val="0"/>
         <w:spacing w:after="0" w:line="240" w:lineRule="auto"/>
-        <w:rPr>
-          <w:rFonts w:ascii="Times New Roman" w:eastAsia="Times New Roman" w:hAnsi="Times New Roman" w:cs="Times New Roman"/>
-          <w:kern w:val="0"/>
-          <w:sz w:val="11"/>
-          <w:szCs w:val="11"/>
-          <w:lang w:val="en-US"/>
-          <w14:ligatures w14:val="none"/>
-        </w:rPr>
-      </w:pPr>
-      <w:r>
+        <w:ind w:left="1440"/>
         <w:rPr>
           <w:rFonts w:ascii="Times New Roman" w:eastAsia="Times New Roman" w:hAnsi="Times New Roman" w:cs="Times New Roman"/>
           <w:kern w:val="0"/>
@@ -1531,7 +1439,19 @@
           <w:lang w:val="en-US"/>
           <w14:ligatures w14:val="none"/>
         </w:rPr>
-        <w:t xml:space="preserve">                      </w:t>
+      </w:pPr>
+      <w:r>
+        <w:rPr>
+          <w:rFonts w:ascii="Times New Roman" w:eastAsia="Times New Roman" w:hAnsi="Times New Roman" w:cs="Times New Roman"/>
+          <w:b/>
+          <w:bCs/>
+          <w:kern w:val="0"/>
+          <w:sz w:val="22"/>
+          <w:szCs w:val="22"/>
+          <w:lang w:val="en-US"/>
+          <w14:ligatures w14:val="none"/>
+        </w:rPr>
+        <w:t xml:space="preserve">2). Your Tender ID:{{Tender ID}}, Your Tender Dt:{{NIT Date}}.</w:t>
       </w:r>
     </w:p>
     <w:p>
@@ -1543,25 +1463,28 @@
         <w:autoSpaceDN w:val="0"/>
         <w:adjustRightInd w:val="0"/>
         <w:spacing w:after="0" w:line="240" w:lineRule="auto"/>
-        <w:rPr>
-          <w:rFonts w:ascii="Times New Roman" w:eastAsia="Times New Roman" w:hAnsi="Times New Roman" w:cs="Times New Roman"/>
-          <w:kern w:val="0"/>
-          <w:sz w:val="4"/>
-          <w:szCs w:val="4"/>
-          <w:lang w:val="en-US"/>
-          <w14:ligatures w14:val="none"/>
-        </w:rPr>
-      </w:pPr>
-      <w:r>
-        <w:rPr>
-          <w:rFonts w:ascii="Times New Roman" w:eastAsia="Times New Roman" w:hAnsi="Times New Roman" w:cs="Times New Roman"/>
-          <w:kern w:val="0"/>
-          <w:sz w:val="22"/>
-          <w:szCs w:val="22"/>
-          <w:lang w:val="en-US"/>
-          <w14:ligatures w14:val="none"/>
-        </w:rPr>
-        <w:t xml:space="preserve">                    </w:t>
+        <w:ind w:left="1440"/>
+        <w:rPr>
+          <w:rFonts w:ascii="Times New Roman" w:eastAsia="Times New Roman" w:hAnsi="Times New Roman" w:cs="Times New Roman"/>
+          <w:kern w:val="0"/>
+          <w:sz w:val="21"/>
+          <w:szCs w:val="21"/>
+          <w:lang w:val="en-US"/>
+          <w14:ligatures w14:val="none"/>
+        </w:rPr>
+      </w:pPr>
+      <w:r>
+        <w:rPr>
+          <w:rFonts w:ascii="Times New Roman" w:eastAsia="Times New Roman" w:hAnsi="Times New Roman" w:cs="Times New Roman"/>
+          <w:b/>
+          <w:bCs/>
+          <w:kern w:val="0"/>
+          <w:sz w:val="22"/>
+          <w:szCs w:val="22"/>
+          <w:lang w:val="en-US"/>
+          <w14:ligatures w14:val="none"/>
+        </w:rPr>
+        <w:t xml:space="preserve">3). Intimation Letter Date:{{Intimation Letter Date}}.</w:t>
       </w:r>
     </w:p>
     <w:p>
@@ -1573,279 +1496,31 @@
         <w:autoSpaceDN w:val="0"/>
         <w:adjustRightInd w:val="0"/>
         <w:spacing w:after="0" w:line="240" w:lineRule="auto"/>
-        <w:jc w:val="center"/>
-        <w:rPr>
-          <w:rFonts w:ascii="Times New Roman" w:eastAsia="Times New Roman" w:hAnsi="Times New Roman" w:cs="Times New Roman"/>
-          <w:b/>
-          <w:bCs/>
-          <w:kern w:val="0"/>
-          <w:sz w:val="22"/>
-          <w:szCs w:val="22"/>
-          <w:lang w:val="en-US"/>
-          <w14:ligatures w14:val="none"/>
-        </w:rPr>
-      </w:pPr>
-      <w:r>
-        <w:rPr>
-          <w:rFonts w:ascii="Times New Roman" w:eastAsia="Times New Roman" w:hAnsi="Times New Roman" w:cs="Times New Roman"/>
-          <w:b/>
-          <w:bCs/>
-          <w:kern w:val="0"/>
-          <w:sz w:val="22"/>
-          <w:szCs w:val="22"/>
-          <w:lang w:val="en-US"/>
-          <w14:ligatures w14:val="none"/>
-        </w:rPr>
-        <w:t>§ § § §</w:t>
-      </w:r>
-    </w:p>
-    <w:p>
-      <w:pPr>
-        <w:autoSpaceDE w:val="0"/>
-        <w:autoSpaceDN w:val="0"/>
-        <w:adjustRightInd w:val="0"/>
-        <w:spacing w:after="0" w:line="240" w:lineRule="auto"/>
-        <w:rPr>
-          <w:rFonts w:ascii="Times New Roman" w:eastAsia="Times New Roman" w:hAnsi="Times New Roman" w:cs="Times New Roman"/>
-          <w:b/>
-          <w:bCs/>
-          <w:kern w:val="0"/>
-          <w:sz w:val="8"/>
-          <w:szCs w:val="8"/>
-          <w:lang w:val="en-US"/>
-          <w14:ligatures w14:val="none"/>
-        </w:rPr>
-      </w:pPr>
-    </w:p>
-    <w:p>
-      <w:pPr>
-        <w:autoSpaceDE w:val="0"/>
-        <w:autoSpaceDN w:val="0"/>
-        <w:adjustRightInd w:val="0"/>
-        <w:spacing w:after="0" w:line="240" w:lineRule="auto"/>
-        <w:rPr>
-          <w:rFonts w:ascii="Times New Roman" w:eastAsia="Times New Roman" w:hAnsi="Times New Roman" w:cs="Times New Roman"/>
-          <w:kern w:val="0"/>
-          <w:sz w:val="22"/>
-          <w:szCs w:val="22"/>
-          <w:lang w:val="en-US"/>
-          <w14:ligatures w14:val="none"/>
-        </w:rPr>
-      </w:pPr>
-      <w:r>
-        <w:rPr>
-          <w:rFonts w:ascii="Times New Roman" w:eastAsia="Times New Roman" w:hAnsi="Times New Roman" w:cs="Times New Roman"/>
-          <w:kern w:val="0"/>
-          <w:sz w:val="22"/>
-          <w:szCs w:val="22"/>
-          <w:lang w:val="en-US"/>
-          <w14:ligatures w14:val="none"/>
-        </w:rPr>
-        <w:tab/>
-      </w:r>
-      <w:r>
-        <w:rPr>
-          <w:rFonts w:ascii="Times New Roman" w:eastAsia="Times New Roman" w:hAnsi="Times New Roman" w:cs="Times New Roman"/>
-          <w:kern w:val="0"/>
-          <w:sz w:val="22"/>
-          <w:szCs w:val="22"/>
-          <w:lang w:val="en-US"/>
-          <w14:ligatures w14:val="none"/>
-        </w:rPr>
-        <w:tab/>
-      </w:r>
-      <w:r>
-        <w:rPr>
-          <w:rFonts w:ascii="Times New Roman" w:eastAsia="Times New Roman" w:hAnsi="Times New Roman" w:cs="Times New Roman"/>
-          <w:kern w:val="0"/>
-          <w:sz w:val="22"/>
-          <w:szCs w:val="22"/>
-          <w:lang w:val="en-US"/>
-          <w14:ligatures w14:val="none"/>
-        </w:rPr>
-        <w:tab/>
-        <w:t xml:space="preserve">     </w:t>
-      </w:r>
-      <w:r>
-        <w:rPr>
-          <w:rFonts w:ascii="Times New Roman" w:eastAsia="Times New Roman" w:hAnsi="Times New Roman" w:cs="Times New Roman"/>
-          <w:b/>
-          <w:bCs/>
-          <w:kern w:val="0"/>
-          <w:lang w:val="en-US"/>
-          <w14:ligatures w14:val="none"/>
-        </w:rPr>
-        <w:t>WIN Code No</w:t>
-      </w:r>
-      <w:r>
-        <w:rPr>
-          <w:rFonts w:ascii="Times New Roman" w:eastAsia="Times New Roman" w:hAnsi="Times New Roman" w:cs="Times New Roman"/>
-          <w:b/>
-          <w:bCs/>
-          <w:kern w:val="0"/>
-          <w:lang w:val="en-US"/>
-          <w14:ligatures w14:val="none"/>
-        </w:rPr>
-        <w:t xml:space="preserve">   </w:t>
-      </w:r>
-      <w:proofErr w:type="gramStart"/>
-      <w:r>
-        <w:rPr>
-          <w:rFonts w:ascii="Times New Roman" w:eastAsia="Times New Roman" w:hAnsi="Times New Roman" w:cs="Times New Roman"/>
-          <w:b/>
-          <w:bCs/>
-          <w:kern w:val="0"/>
-          <w:lang w:val="en-US"/>
-          <w14:ligatures w14:val="none"/>
-        </w:rPr>
-        <w:t xml:space="preserve">  </w:t>
-      </w:r>
-      <w:r>
-        <w:rPr>
-          <w:rFonts w:ascii="Times New Roman" w:eastAsia="Times New Roman" w:hAnsi="Times New Roman" w:cs="Times New Roman"/>
-          <w:b/>
-          <w:bCs/>
-          <w:kern w:val="0"/>
-          <w:lang w:val="en-US"/>
-          <w14:ligatures w14:val="none"/>
-        </w:rPr>
-        <w:t>:</w:t>
-      </w:r>
-      <w:proofErr w:type="gramEnd"/>
-      <w:r>
-        <w:rPr>
-          <w:rFonts w:ascii="Times New Roman" w:eastAsia="Times New Roman" w:hAnsi="Times New Roman" w:cs="Times New Roman"/>
-          <w:b/>
-          <w:bCs/>
-          <w:kern w:val="0"/>
-          <w:lang w:val="en-US"/>
-          <w14:ligatures w14:val="none"/>
-        </w:rPr>
-        <w:t xml:space="preserve"> {{</w:t>
-      </w:r>
-      <w:proofErr w:type="spellStart"/>
-      <w:r>
-        <w:rPr>
-          <w:rFonts w:ascii="Times New Roman" w:eastAsia="Times New Roman" w:hAnsi="Times New Roman" w:cs="Times New Roman"/>
-          <w:b/>
-          <w:bCs/>
-          <w:kern w:val="0"/>
-          <w:lang w:val="en-US"/>
-          <w14:ligatures w14:val="none"/>
-        </w:rPr>
-        <w:t>Wincode</w:t>
-      </w:r>
-      <w:proofErr w:type="spellEnd"/>
-      <w:r>
-        <w:rPr>
-          <w:rFonts w:ascii="Times New Roman" w:eastAsia="Times New Roman" w:hAnsi="Times New Roman" w:cs="Times New Roman"/>
-          <w:b/>
-          <w:bCs/>
-          <w:kern w:val="0"/>
-          <w:lang w:val="en-US"/>
-          <w14:ligatures w14:val="none"/>
-        </w:rPr>
-        <w:t>}}</w:t>
-      </w:r>
-    </w:p>
-    <w:p>
-      <w:pPr>
-        <w:autoSpaceDE w:val="0"/>
-        <w:autoSpaceDN w:val="0"/>
-        <w:adjustRightInd w:val="0"/>
-        <w:spacing w:after="0" w:line="240" w:lineRule="auto"/>
-        <w:ind w:left="1440" w:firstLine="720"/>
-        <w:rPr>
-          <w:rFonts w:ascii="Times New Roman" w:eastAsia="Times New Roman" w:hAnsi="Times New Roman" w:cs="Times New Roman"/>
-          <w:kern w:val="0"/>
-          <w:sz w:val="22"/>
-          <w:szCs w:val="22"/>
-          <w:lang w:val="en-US"/>
-          <w14:ligatures w14:val="none"/>
-        </w:rPr>
-      </w:pPr>
-      <w:r>
-        <w:rPr>
-          <w:rFonts w:ascii="Times New Roman" w:eastAsia="Times New Roman" w:hAnsi="Times New Roman" w:cs="Times New Roman"/>
-          <w:kern w:val="0"/>
-          <w:sz w:val="22"/>
-          <w:szCs w:val="22"/>
-          <w:lang w:val="en-US"/>
-          <w14:ligatures w14:val="none"/>
-        </w:rPr>
-        <w:t>Amount of Estimate</w:t>
-      </w:r>
-      <w:r>
-        <w:rPr>
-          <w:rFonts w:ascii="Times New Roman" w:eastAsia="Times New Roman" w:hAnsi="Times New Roman" w:cs="Times New Roman"/>
-          <w:kern w:val="0"/>
-          <w:sz w:val="22"/>
-          <w:szCs w:val="22"/>
-          <w:lang w:val="en-US"/>
-          <w14:ligatures w14:val="none"/>
-        </w:rPr>
-        <w:t xml:space="preserve">   </w:t>
-      </w:r>
-      <w:proofErr w:type="gramStart"/>
-      <w:r>
-        <w:rPr>
-          <w:rFonts w:ascii="Times New Roman" w:eastAsia="Times New Roman" w:hAnsi="Times New Roman" w:cs="Times New Roman"/>
-          <w:kern w:val="0"/>
-          <w:sz w:val="22"/>
-          <w:szCs w:val="22"/>
-          <w:lang w:val="en-US"/>
-          <w14:ligatures w14:val="none"/>
-        </w:rPr>
-        <w:t xml:space="preserve">  </w:t>
-      </w:r>
-      <w:r>
-        <w:rPr>
-          <w:rFonts w:ascii="Times New Roman" w:eastAsia="Times New Roman" w:hAnsi="Times New Roman" w:cs="Times New Roman"/>
-          <w:kern w:val="0"/>
-          <w:sz w:val="22"/>
-          <w:szCs w:val="22"/>
-          <w:lang w:val="en-US"/>
-          <w14:ligatures w14:val="none"/>
-        </w:rPr>
-        <w:t>:</w:t>
-      </w:r>
-      <w:proofErr w:type="gramEnd"/>
-      <w:r>
-        <w:rPr>
-          <w:rFonts w:ascii="Times New Roman" w:eastAsia="Times New Roman" w:hAnsi="Times New Roman" w:cs="Times New Roman"/>
-          <w:kern w:val="0"/>
-          <w:sz w:val="22"/>
-          <w:szCs w:val="22"/>
-          <w:lang w:val="en-US"/>
-          <w14:ligatures w14:val="none"/>
-        </w:rPr>
-        <w:t xml:space="preserve"> {{Estimate Amount}}</w:t>
-      </w:r>
-      <w:r>
-        <w:rPr>
-          <w:rFonts w:ascii="Times New Roman" w:eastAsia="Times New Roman" w:hAnsi="Times New Roman" w:cs="Times New Roman"/>
-          <w:kern w:val="0"/>
-          <w:sz w:val="22"/>
-          <w:szCs w:val="22"/>
-          <w:lang w:val="en-US"/>
-          <w14:ligatures w14:val="none"/>
-        </w:rPr>
-        <w:tab/>
+        <w:rPr>
+          <w:rFonts w:ascii="Times New Roman" w:eastAsia="Times New Roman" w:hAnsi="Times New Roman" w:cs="Times New Roman"/>
+          <w:kern w:val="0"/>
+          <w:sz w:val="11"/>
+          <w:szCs w:val="11"/>
+          <w:lang w:val="en-US"/>
+          <w14:ligatures w14:val="none"/>
+        </w:rPr>
+      </w:pPr>
+      <w:r>
+        <w:rPr>
+          <w:rFonts w:ascii="Times New Roman" w:eastAsia="Times New Roman" w:hAnsi="Times New Roman" w:cs="Times New Roman"/>
+          <w:kern w:val="0"/>
+          <w:sz w:val="21"/>
+          <w:szCs w:val="21"/>
+          <w:lang w:val="en-US"/>
+          <w14:ligatures w14:val="none"/>
+        </w:rPr>
+        <w:t xml:space="preserve">                      </w:t>
       </w:r>
     </w:p>
     <w:p>
       <w:pPr>
         <w:tabs>
-          <w:tab w:val="left" w:pos="720"/>
-          <w:tab w:val="left" w:pos="1440"/>
           <w:tab w:val="left" w:pos="2160"/>
-          <w:tab w:val="left" w:pos="2880"/>
-          <w:tab w:val="left" w:pos="3600"/>
-          <w:tab w:val="left" w:pos="4320"/>
-          <w:tab w:val="left" w:pos="5040"/>
-          <w:tab w:val="left" w:pos="5760"/>
-          <w:tab w:val="left" w:pos="6480"/>
-          <w:tab w:val="left" w:pos="8505"/>
         </w:tabs>
         <w:autoSpaceDE w:val="0"/>
         <w:autoSpaceDN w:val="0"/>
@@ -1854,122 +1529,83 @@
         <w:rPr>
           <w:rFonts w:ascii="Times New Roman" w:eastAsia="Times New Roman" w:hAnsi="Times New Roman" w:cs="Times New Roman"/>
           <w:kern w:val="0"/>
-          <w:sz w:val="22"/>
-          <w:szCs w:val="22"/>
-          <w:lang w:val="en-US"/>
-          <w14:ligatures w14:val="none"/>
-        </w:rPr>
-      </w:pPr>
-      <w:r>
-        <w:rPr>
-          <w:rFonts w:ascii="Times New Roman" w:eastAsia="Times New Roman" w:hAnsi="Times New Roman" w:cs="Times New Roman"/>
-          <w:kern w:val="0"/>
-          <w:sz w:val="22"/>
-          <w:szCs w:val="22"/>
-          <w:lang w:val="en-US"/>
-          <w14:ligatures w14:val="none"/>
-        </w:rPr>
-        <w:tab/>
-      </w:r>
-      <w:r>
-        <w:rPr>
-          <w:rFonts w:ascii="Times New Roman" w:eastAsia="Times New Roman" w:hAnsi="Times New Roman" w:cs="Times New Roman"/>
-          <w:kern w:val="0"/>
-          <w:sz w:val="22"/>
-          <w:szCs w:val="22"/>
-          <w:lang w:val="en-US"/>
-          <w14:ligatures w14:val="none"/>
-        </w:rPr>
-        <w:tab/>
-      </w:r>
-      <w:r>
-        <w:rPr>
-          <w:rFonts w:ascii="Times New Roman" w:eastAsia="Times New Roman" w:hAnsi="Times New Roman" w:cs="Times New Roman"/>
-          <w:kern w:val="0"/>
-          <w:sz w:val="22"/>
-          <w:szCs w:val="22"/>
-          <w:lang w:val="en-US"/>
-          <w14:ligatures w14:val="none"/>
-        </w:rPr>
-        <w:tab/>
-        <w:t>ECV Amount</w:t>
-      </w:r>
-      <w:r>
-        <w:rPr>
-          <w:rFonts w:ascii="Times New Roman" w:eastAsia="Times New Roman" w:hAnsi="Times New Roman" w:cs="Times New Roman"/>
-          <w:kern w:val="0"/>
-          <w:sz w:val="22"/>
-          <w:szCs w:val="22"/>
-          <w:lang w:val="en-US"/>
-          <w14:ligatures w14:val="none"/>
-        </w:rPr>
-        <w:t xml:space="preserve">             </w:t>
-      </w:r>
-      <w:proofErr w:type="gramStart"/>
-      <w:r>
-        <w:rPr>
-          <w:rFonts w:ascii="Times New Roman" w:eastAsia="Times New Roman" w:hAnsi="Times New Roman" w:cs="Times New Roman"/>
-          <w:kern w:val="0"/>
-          <w:sz w:val="22"/>
-          <w:szCs w:val="22"/>
-          <w:lang w:val="en-US"/>
-          <w14:ligatures w14:val="none"/>
-        </w:rPr>
-        <w:t xml:space="preserve">  </w:t>
-      </w:r>
-      <w:r>
-        <w:rPr>
-          <w:rFonts w:ascii="Times New Roman" w:eastAsia="Times New Roman" w:hAnsi="Times New Roman" w:cs="Times New Roman"/>
-          <w:kern w:val="0"/>
-          <w:sz w:val="22"/>
-          <w:szCs w:val="22"/>
-          <w:lang w:val="en-US"/>
-          <w14:ligatures w14:val="none"/>
-        </w:rPr>
-        <w:t>:</w:t>
-      </w:r>
-      <w:proofErr w:type="gramEnd"/>
-      <w:r>
-        <w:rPr>
-          <w:rFonts w:ascii="Times New Roman" w:eastAsia="Times New Roman" w:hAnsi="Times New Roman" w:cs="Times New Roman"/>
-          <w:kern w:val="0"/>
-          <w:sz w:val="22"/>
-          <w:szCs w:val="22"/>
-          <w:lang w:val="en-US"/>
-          <w14:ligatures w14:val="none"/>
-        </w:rPr>
-        <w:t xml:space="preserve"> {{ECV}}</w:t>
-      </w:r>
-      <w:r>
-        <w:rPr>
-          <w:rFonts w:ascii="Times New Roman" w:eastAsia="Times New Roman" w:hAnsi="Times New Roman" w:cs="Times New Roman"/>
-          <w:kern w:val="0"/>
-          <w:sz w:val="22"/>
-          <w:szCs w:val="22"/>
-          <w:lang w:val="en-US"/>
-          <w14:ligatures w14:val="none"/>
-        </w:rPr>
-        <w:tab/>
+          <w:sz w:val="4"/>
+          <w:szCs w:val="4"/>
+          <w:lang w:val="en-US"/>
+          <w14:ligatures w14:val="none"/>
+        </w:rPr>
+      </w:pPr>
+      <w:r>
+        <w:rPr>
+          <w:rFonts w:ascii="Times New Roman" w:eastAsia="Times New Roman" w:hAnsi="Times New Roman" w:cs="Times New Roman"/>
+          <w:kern w:val="0"/>
+          <w:sz w:val="22"/>
+          <w:szCs w:val="22"/>
+          <w:lang w:val="en-US"/>
+          <w14:ligatures w14:val="none"/>
+        </w:rPr>
+        <w:t xml:space="preserve">                    </w:t>
       </w:r>
     </w:p>
     <w:p>
       <w:pPr>
         <w:tabs>
-          <w:tab w:val="left" w:pos="720"/>
-          <w:tab w:val="left" w:pos="1440"/>
           <w:tab w:val="left" w:pos="2160"/>
-          <w:tab w:val="left" w:pos="2880"/>
-          <w:tab w:val="left" w:pos="3600"/>
-          <w:tab w:val="left" w:pos="4320"/>
-          <w:tab w:val="left" w:pos="5040"/>
-          <w:tab w:val="left" w:pos="5760"/>
-          <w:tab w:val="left" w:pos="6480"/>
-          <w:tab w:val="left" w:pos="8505"/>
         </w:tabs>
         <w:autoSpaceDE w:val="0"/>
         <w:autoSpaceDN w:val="0"/>
         <w:adjustRightInd w:val="0"/>
         <w:spacing w:after="0" w:line="240" w:lineRule="auto"/>
+        <w:jc w:val="center"/>
+        <w:rPr>
+          <w:rFonts w:ascii="Times New Roman" w:eastAsia="Times New Roman" w:hAnsi="Times New Roman" w:cs="Times New Roman"/>
+          <w:b/>
+          <w:bCs/>
+          <w:kern w:val="0"/>
+          <w:sz w:val="22"/>
+          <w:szCs w:val="22"/>
+          <w:lang w:val="en-US"/>
+          <w14:ligatures w14:val="none"/>
+        </w:rPr>
+      </w:pPr>
+      <w:r>
+        <w:rPr>
+          <w:rFonts w:ascii="Times New Roman" w:eastAsia="Times New Roman" w:hAnsi="Times New Roman" w:cs="Times New Roman"/>
+          <w:b/>
+          <w:bCs/>
+          <w:kern w:val="0"/>
+          <w:sz w:val="22"/>
+          <w:szCs w:val="22"/>
+          <w:lang w:val="en-US"/>
+          <w14:ligatures w14:val="none"/>
+        </w:rPr>
+        <w:t>§ § § §</w:t>
+      </w:r>
+    </w:p>
+    <w:p>
+      <w:pPr>
+        <w:autoSpaceDE w:val="0"/>
+        <w:autoSpaceDN w:val="0"/>
+        <w:adjustRightInd w:val="0"/>
+        <w:spacing w:after="0" w:line="240" w:lineRule="auto"/>
+        <w:rPr>
+          <w:rFonts w:ascii="Times New Roman" w:eastAsia="Times New Roman" w:hAnsi="Times New Roman" w:cs="Times New Roman"/>
+          <w:b/>
+          <w:bCs/>
+          <w:kern w:val="0"/>
+          <w:sz w:val="8"/>
+          <w:szCs w:val="8"/>
+          <w:lang w:val="en-US"/>
+          <w14:ligatures w14:val="none"/>
+        </w:rPr>
+      </w:pPr>
+    </w:p>
+    <w:p>
+      <w:pPr>
+        <w:autoSpaceDE w:val="0"/>
+        <w:autoSpaceDN w:val="0"/>
+        <w:adjustRightInd w:val="0"/>
+        <w:spacing w:after="0" w:line="240" w:lineRule="auto"/>
         <w:rPr>
           <w:rFonts w:ascii="Times New Roman" w:eastAsia="Times New Roman" w:hAnsi="Times New Roman" w:cs="Times New Roman"/>
           <w:kern w:val="0"/>
@@ -2011,117 +1647,120 @@
           <w14:ligatures w14:val="none"/>
         </w:rPr>
         <w:tab/>
-        <w:t xml:space="preserve">Tender </w:t>
+        <w:t xml:space="preserve">     </w:t>
+      </w:r>
+      <w:r>
+        <w:rPr>
+          <w:rFonts w:ascii="Times New Roman" w:eastAsia="Times New Roman" w:hAnsi="Times New Roman" w:cs="Times New Roman"/>
+          <w:b/>
+          <w:bCs/>
+          <w:kern w:val="0"/>
+          <w:lang w:val="en-US"/>
+          <w14:ligatures w14:val="none"/>
+        </w:rPr>
+        <w:t>WIN Code No</w:t>
+      </w:r>
+      <w:r>
+        <w:rPr>
+          <w:rFonts w:ascii="Times New Roman" w:eastAsia="Times New Roman" w:hAnsi="Times New Roman" w:cs="Times New Roman"/>
+          <w:b/>
+          <w:bCs/>
+          <w:kern w:val="0"/>
+          <w:lang w:val="en-US"/>
+          <w14:ligatures w14:val="none"/>
+        </w:rPr>
+        <w:t xml:space="preserve">   </w:t>
       </w:r>
       <w:proofErr w:type="gramStart"/>
       <w:r>
         <w:rPr>
           <w:rFonts w:ascii="Times New Roman" w:eastAsia="Times New Roman" w:hAnsi="Times New Roman" w:cs="Times New Roman"/>
-          <w:kern w:val="0"/>
-          <w:sz w:val="22"/>
-          <w:szCs w:val="22"/>
-          <w:lang w:val="en-US"/>
-          <w14:ligatures w14:val="none"/>
-        </w:rPr>
-        <w:t>Percentage</w:t>
-      </w:r>
-      <w:r>
-        <w:rPr>
-          <w:rFonts w:ascii="Times New Roman" w:eastAsia="Times New Roman" w:hAnsi="Times New Roman" w:cs="Times New Roman"/>
-          <w:kern w:val="0"/>
-          <w:sz w:val="22"/>
-          <w:szCs w:val="22"/>
-          <w:lang w:val="en-US"/>
-          <w14:ligatures w14:val="none"/>
-        </w:rPr>
-        <w:t xml:space="preserve">.   </w:t>
+          <w:b/>
+          <w:bCs/>
+          <w:kern w:val="0"/>
+          <w:lang w:val="en-US"/>
+          <w14:ligatures w14:val="none"/>
+        </w:rPr>
+        <w:t xml:space="preserve">  </w:t>
+      </w:r>
+      <w:r>
+        <w:rPr>
+          <w:rFonts w:ascii="Times New Roman" w:eastAsia="Times New Roman" w:hAnsi="Times New Roman" w:cs="Times New Roman"/>
+          <w:b/>
+          <w:bCs/>
+          <w:kern w:val="0"/>
+          <w:lang w:val="en-US"/>
+          <w14:ligatures w14:val="none"/>
+        </w:rPr>
+        <w:t>:</w:t>
       </w:r>
       <w:proofErr w:type="gramEnd"/>
       <w:r>
         <w:rPr>
           <w:rFonts w:ascii="Times New Roman" w:eastAsia="Times New Roman" w:hAnsi="Times New Roman" w:cs="Times New Roman"/>
-          <w:kern w:val="0"/>
-          <w:sz w:val="22"/>
-          <w:szCs w:val="22"/>
-          <w:lang w:val="en-US"/>
-          <w14:ligatures w14:val="none"/>
-        </w:rPr>
-        <w:t xml:space="preserve">  </w:t>
-      </w:r>
-      <w:proofErr w:type="gramStart"/>
-      <w:r>
-        <w:rPr>
-          <w:rFonts w:ascii="Times New Roman" w:eastAsia="Times New Roman" w:hAnsi="Times New Roman" w:cs="Times New Roman"/>
-          <w:kern w:val="0"/>
-          <w:sz w:val="22"/>
-          <w:szCs w:val="22"/>
-          <w:lang w:val="en-US"/>
-          <w14:ligatures w14:val="none"/>
-        </w:rPr>
-        <w:t xml:space="preserve">  </w:t>
-      </w:r>
-      <w:r>
-        <w:rPr>
-          <w:rFonts w:ascii="Times New Roman" w:eastAsia="Times New Roman" w:hAnsi="Times New Roman" w:cs="Times New Roman"/>
-          <w:kern w:val="0"/>
-          <w:sz w:val="22"/>
-          <w:szCs w:val="22"/>
-          <w:lang w:val="en-US"/>
-          <w14:ligatures w14:val="none"/>
-        </w:rPr>
-        <w:t>:</w:t>
-      </w:r>
-      <w:proofErr w:type="gramEnd"/>
-      <w:r>
-        <w:rPr>
-          <w:rFonts w:ascii="Times New Roman" w:eastAsia="Times New Roman" w:hAnsi="Times New Roman" w:cs="Times New Roman"/>
-          <w:kern w:val="0"/>
-          <w:sz w:val="22"/>
-          <w:szCs w:val="22"/>
-          <w:lang w:val="en-US"/>
-          <w14:ligatures w14:val="none"/>
-        </w:rPr>
-        <w:t xml:space="preserve"> {{Tender Percentage}}</w:t>
-      </w:r>
-      <w:r>
-        <w:rPr>
-          <w:rFonts w:ascii="Times New Roman" w:eastAsia="Times New Roman" w:hAnsi="Times New Roman" w:cs="Times New Roman"/>
-          <w:kern w:val="0"/>
-          <w:sz w:val="22"/>
-          <w:szCs w:val="22"/>
-          <w:lang w:val="en-US"/>
-          <w14:ligatures w14:val="none"/>
-        </w:rPr>
-        <w:t xml:space="preserve"> </w:t>
+          <w:b/>
+          <w:bCs/>
+          <w:kern w:val="0"/>
+          <w:lang w:val="en-US"/>
+          <w14:ligatures w14:val="none"/>
+        </w:rPr>
+        <w:t xml:space="preserve"> {{</w:t>
+      </w:r>
+      <w:proofErr w:type="spellStart"/>
+      <w:r>
+        <w:rPr>
+          <w:rFonts w:ascii="Times New Roman" w:eastAsia="Times New Roman" w:hAnsi="Times New Roman" w:cs="Times New Roman"/>
+          <w:b/>
+          <w:bCs/>
+          <w:kern w:val="0"/>
+          <w:lang w:val="en-US"/>
+          <w14:ligatures w14:val="none"/>
+        </w:rPr>
+        <w:t>Wincode</w:t>
+      </w:r>
+      <w:proofErr w:type="spellEnd"/>
+      <w:r>
+        <w:rPr>
+          <w:rFonts w:ascii="Times New Roman" w:eastAsia="Times New Roman" w:hAnsi="Times New Roman" w:cs="Times New Roman"/>
+          <w:b/>
+          <w:bCs/>
+          <w:kern w:val="0"/>
+          <w:lang w:val="en-US"/>
+          <w14:ligatures w14:val="none"/>
+        </w:rPr>
+        <w:t>}}</w:t>
       </w:r>
     </w:p>
     <w:p>
       <w:pPr>
         <w:tabs>
-          <w:tab w:val="left" w:pos="720"/>
-          <w:tab w:val="left" w:pos="1440"/>
-          <w:tab w:val="left" w:pos="2160"/>
-          <w:tab w:val="left" w:pos="2880"/>
-          <w:tab w:val="left" w:pos="3600"/>
           <w:tab w:val="left" w:pos="4320"/>
-          <w:tab w:val="left" w:pos="5040"/>
-          <w:tab w:val="left" w:pos="5760"/>
-          <w:tab w:val="left" w:pos="6480"/>
-          <w:tab w:val="left" w:pos="8505"/>
         </w:tabs>
         <w:autoSpaceDE w:val="0"/>
         <w:autoSpaceDN w:val="0"/>
         <w:adjustRightInd w:val="0"/>
         <w:spacing w:after="0" w:line="240" w:lineRule="auto"/>
-        <w:rPr>
-          <w:rFonts w:ascii="Times New Roman" w:eastAsia="Times New Roman" w:hAnsi="Times New Roman" w:cs="Times New Roman"/>
-          <w:kern w:val="0"/>
-          <w:sz w:val="22"/>
-          <w:szCs w:val="22"/>
-          <w:lang w:val="en-US"/>
-          <w14:ligatures w14:val="none"/>
-        </w:rPr>
-      </w:pPr>
+        <w:ind w:left="1440" w:firstLine="720"/>
+        <w:rPr>
+          <w:rFonts w:ascii="Times New Roman" w:eastAsia="Times New Roman" w:hAnsi="Times New Roman" w:cs="Times New Roman"/>
+          <w:kern w:val="0"/>
+          <w:sz w:val="22"/>
+          <w:szCs w:val="22"/>
+          <w:lang w:val="en-US"/>
+          <w14:ligatures w14:val="none"/>
+        </w:rPr>
+      </w:pPr>
+      <w:r>
+        <w:rPr>
+          <w:rFonts w:ascii="Times New Roman" w:eastAsia="Times New Roman" w:hAnsi="Times New Roman" w:cs="Times New Roman"/>
+          <w:kern w:val="0"/>
+          <w:sz w:val="22"/>
+          <w:szCs w:val="22"/>
+          <w:lang w:val="en-US"/>
+          <w14:ligatures w14:val="none"/>
+        </w:rPr>
+        <w:t xml:space="preserve">Amount of Estimate</w:t>
+      </w:r>
       <w:r>
         <w:rPr>
           <w:rFonts w:ascii="Times New Roman" w:eastAsia="Times New Roman" w:hAnsi="Times New Roman" w:cs="Times New Roman"/>
@@ -2132,6 +1771,38 @@
           <w14:ligatures w14:val="none"/>
         </w:rPr>
         <w:tab/>
+        <w:t xml:space="preserve">:  {{Estimate Amount}}.</w:t>
+      </w:r>
+    </w:p>
+    <w:p>
+      <w:pPr>
+        <w:tabs>
+          <w:tab w:val="left" w:pos="4320"/>
+        </w:tabs>
+        <w:autoSpaceDE w:val="0"/>
+        <w:autoSpaceDN w:val="0"/>
+        <w:adjustRightInd w:val="0"/>
+        <w:spacing w:after="0" w:line="240" w:lineRule="auto"/>
+        <w:ind w:left="1440" w:firstLine="720"/>
+        <w:rPr>
+          <w:rFonts w:ascii="Times New Roman" w:eastAsia="Times New Roman" w:hAnsi="Times New Roman" w:cs="Times New Roman"/>
+          <w:kern w:val="0"/>
+          <w:sz w:val="22"/>
+          <w:szCs w:val="22"/>
+          <w:lang w:val="en-US"/>
+          <w14:ligatures w14:val="none"/>
+        </w:rPr>
+      </w:pPr>
+      <w:r>
+        <w:rPr>
+          <w:rFonts w:ascii="Times New Roman" w:eastAsia="Times New Roman" w:hAnsi="Times New Roman" w:cs="Times New Roman"/>
+          <w:kern w:val="0"/>
+          <w:sz w:val="22"/>
+          <w:szCs w:val="22"/>
+          <w:lang w:val="en-US"/>
+          <w14:ligatures w14:val="none"/>
+        </w:rPr>
+        <w:t xml:space="preserve">Amount of ECV</w:t>
       </w:r>
       <w:r>
         <w:rPr>
@@ -2143,6 +1814,38 @@
           <w14:ligatures w14:val="none"/>
         </w:rPr>
         <w:tab/>
+        <w:t xml:space="preserve">:  {{ECV}}.</w:t>
+      </w:r>
+    </w:p>
+    <w:p>
+      <w:pPr>
+        <w:tabs>
+          <w:tab w:val="left" w:pos="4320"/>
+        </w:tabs>
+        <w:autoSpaceDE w:val="0"/>
+        <w:autoSpaceDN w:val="0"/>
+        <w:adjustRightInd w:val="0"/>
+        <w:spacing w:after="0" w:line="240" w:lineRule="auto"/>
+        <w:ind w:left="1440" w:firstLine="720"/>
+        <w:rPr>
+          <w:rFonts w:ascii="Times New Roman" w:eastAsia="Times New Roman" w:hAnsi="Times New Roman" w:cs="Times New Roman"/>
+          <w:kern w:val="0"/>
+          <w:sz w:val="22"/>
+          <w:szCs w:val="22"/>
+          <w:lang w:val="en-US"/>
+          <w14:ligatures w14:val="none"/>
+        </w:rPr>
+      </w:pPr>
+      <w:r>
+        <w:rPr>
+          <w:rFonts w:ascii="Times New Roman" w:eastAsia="Times New Roman" w:hAnsi="Times New Roman" w:cs="Times New Roman"/>
+          <w:kern w:val="0"/>
+          <w:sz w:val="22"/>
+          <w:szCs w:val="22"/>
+          <w:lang w:val="en-US"/>
+          <w14:ligatures w14:val="none"/>
+        </w:rPr>
+        <w:t xml:space="preserve">Amount of Contract</w:t>
       </w:r>
       <w:r>
         <w:rPr>
@@ -2154,77 +1857,93 @@
           <w14:ligatures w14:val="none"/>
         </w:rPr>
         <w:tab/>
-        <w:t xml:space="preserve">Contract </w:t>
-      </w:r>
-      <w:proofErr w:type="gramStart"/>
-      <w:r>
-        <w:rPr>
-          <w:rFonts w:ascii="Times New Roman" w:eastAsia="Times New Roman" w:hAnsi="Times New Roman" w:cs="Times New Roman"/>
-          <w:kern w:val="0"/>
-          <w:sz w:val="22"/>
-          <w:szCs w:val="22"/>
-          <w:lang w:val="en-US"/>
-          <w14:ligatures w14:val="none"/>
-        </w:rPr>
-        <w:t>Amount</w:t>
-      </w:r>
-      <w:r>
-        <w:rPr>
-          <w:rFonts w:ascii="Times New Roman" w:eastAsia="Times New Roman" w:hAnsi="Times New Roman" w:cs="Times New Roman"/>
-          <w:kern w:val="0"/>
-          <w:sz w:val="22"/>
-          <w:szCs w:val="22"/>
-          <w:lang w:val="en-US"/>
-          <w14:ligatures w14:val="none"/>
-        </w:rPr>
-        <w:t xml:space="preserve">.   </w:t>
-      </w:r>
-      <w:proofErr w:type="gramEnd"/>
-      <w:r>
-        <w:rPr>
-          <w:rFonts w:ascii="Times New Roman" w:eastAsia="Times New Roman" w:hAnsi="Times New Roman" w:cs="Times New Roman"/>
-          <w:kern w:val="0"/>
-          <w:sz w:val="22"/>
-          <w:szCs w:val="22"/>
-          <w:lang w:val="en-US"/>
-          <w14:ligatures w14:val="none"/>
-        </w:rPr>
-        <w:t xml:space="preserve">    </w:t>
-      </w:r>
-      <w:proofErr w:type="gramStart"/>
-      <w:r>
-        <w:rPr>
-          <w:rFonts w:ascii="Times New Roman" w:eastAsia="Times New Roman" w:hAnsi="Times New Roman" w:cs="Times New Roman"/>
-          <w:kern w:val="0"/>
-          <w:sz w:val="22"/>
-          <w:szCs w:val="22"/>
-          <w:lang w:val="en-US"/>
-          <w14:ligatures w14:val="none"/>
-        </w:rPr>
-        <w:t xml:space="preserve">  </w:t>
-      </w:r>
-      <w:r>
-        <w:rPr>
-          <w:rFonts w:ascii="Times New Roman" w:eastAsia="Times New Roman" w:hAnsi="Times New Roman" w:cs="Times New Roman"/>
-          <w:kern w:val="0"/>
-          <w:sz w:val="22"/>
-          <w:szCs w:val="22"/>
-          <w:lang w:val="en-US"/>
-          <w14:ligatures w14:val="none"/>
-        </w:rPr>
-        <w:t>:</w:t>
-      </w:r>
-      <w:proofErr w:type="gramEnd"/>
-      <w:r>
-        <w:rPr>
-          <w:rFonts w:ascii="Times New Roman" w:eastAsia="Times New Roman" w:hAnsi="Times New Roman" w:cs="Times New Roman"/>
-          <w:kern w:val="0"/>
-          <w:sz w:val="22"/>
-          <w:szCs w:val="22"/>
-          <w:lang w:val="en-US"/>
-          <w14:ligatures w14:val="none"/>
-        </w:rPr>
-        <w:t xml:space="preserve"> {{Contract Amount}}</w:t>
+        <w:t xml:space="preserve">:  {{Contract Amount}}.</w:t>
+      </w:r>
+    </w:p>
+    <w:p>
+      <w:pPr>
+        <w:tabs>
+          <w:tab w:val="left" w:pos="4320"/>
+        </w:tabs>
+        <w:autoSpaceDE w:val="0"/>
+        <w:autoSpaceDN w:val="0"/>
+        <w:adjustRightInd w:val="0"/>
+        <w:spacing w:after="0" w:line="240" w:lineRule="auto"/>
+        <w:ind w:left="1440" w:firstLine="720"/>
+        <w:rPr>
+          <w:rFonts w:ascii="Times New Roman" w:eastAsia="Times New Roman" w:hAnsi="Times New Roman" w:cs="Times New Roman"/>
+          <w:kern w:val="0"/>
+          <w:sz w:val="22"/>
+          <w:szCs w:val="22"/>
+          <w:lang w:val="en-US"/>
+          <w14:ligatures w14:val="none"/>
+        </w:rPr>
+      </w:pPr>
+      <w:r>
+        <w:rPr>
+          <w:rFonts w:ascii="Times New Roman" w:eastAsia="Times New Roman" w:hAnsi="Times New Roman" w:cs="Times New Roman"/>
+          <w:kern w:val="0"/>
+          <w:sz w:val="22"/>
+          <w:szCs w:val="22"/>
+          <w:lang w:val="en-US"/>
+          <w14:ligatures w14:val="none"/>
+        </w:rPr>
+        <w:t xml:space="preserve">Tender Percentage</w:t>
+      </w:r>
+      <w:r>
+        <w:rPr>
+          <w:rFonts w:ascii="Times New Roman" w:eastAsia="Times New Roman" w:hAnsi="Times New Roman" w:cs="Times New Roman"/>
+          <w:kern w:val="0"/>
+          <w:sz w:val="22"/>
+          <w:szCs w:val="22"/>
+          <w:lang w:val="en-US"/>
+          <w14:ligatures w14:val="none"/>
+        </w:rPr>
+        <w:tab/>
+        <w:t xml:space="preserve">:  {{Tender Percentage}}.</w:t>
+      </w:r>
+    </w:p>
+    <w:p>
+      <w:pPr>
+        <w:tabs>
+          <w:tab w:val="left" w:pos="4320"/>
+        </w:tabs>
+        <w:autoSpaceDE w:val="0"/>
+        <w:autoSpaceDN w:val="0"/>
+        <w:adjustRightInd w:val="0"/>
+        <w:spacing w:after="0" w:line="240" w:lineRule="auto"/>
+        <w:ind w:left="1440" w:firstLine="720"/>
+        <w:rPr>
+          <w:rFonts w:ascii="Times New Roman" w:eastAsia="Times New Roman" w:hAnsi="Times New Roman" w:cs="Times New Roman"/>
+          <w:kern w:val="0"/>
+          <w:sz w:val="22"/>
+          <w:szCs w:val="22"/>
+          <w:lang w:val="en-US"/>
+          <w14:ligatures w14:val="none"/>
+        </w:rPr>
+      </w:pPr>
+      <w:r>
+        <w:rPr>
+          <w:rFonts w:ascii="Times New Roman" w:eastAsia="Times New Roman" w:hAnsi="Times New Roman" w:cs="Times New Roman"/>
+          <w:kern w:val="0"/>
+          <w:sz w:val="22"/>
+          <w:szCs w:val="22"/>
+          <w:lang w:val="en-US"/>
+          <w14:ligatures w14:val="none"/>
+        </w:rPr>
+        <w:t xml:space="preserve">Period of Completion</w:t>
+      </w:r>
+      <w:r>
+        <w:rPr>
+          <w:rFonts w:ascii="Times New Roman" w:eastAsia="Times New Roman" w:hAnsi="Times New Roman" w:cs="Times New Roman"/>
+          <w:kern w:val="0"/>
+          <w:sz w:val="22"/>
+          <w:szCs w:val="22"/>
+          <w:lang w:val="en-US"/>
+          <w14:ligatures w14:val="none"/>
+        </w:rPr>
+        <w:tab/>
+        <w:t xml:space="preserve">:  {{Period of Completion}}.</w:t>
       </w:r>
     </w:p>
     <w:p>
@@ -2347,7 +2066,7 @@
           <w:sz w:val="22"/>
           <w:szCs w:val="22"/>
         </w:rPr>
-        <w:t>(   )</w:t>
+        <w:t>{{Period of Completion}}</w:t>
       </w:r>
       <w:r>
         <w:rPr>
@@ -2355,7 +2074,7 @@
           <w:sz w:val="22"/>
           <w:szCs w:val="22"/>
         </w:rPr>
-        <w:t xml:space="preserve"> months from the date of letter of acceptance (LOA) issued vide reference 3rd cited. </w:t>
+        <w:t xml:space="preserve">. </w:t>
       </w:r>
     </w:p>
     <w:p>

--- a/resources/work-order-template.docx
+++ b/resources/work-order-template.docx
@@ -751,6 +751,7 @@
           <w:kern w:val="0"/>
           <w:sz w:val="21"/>
           <w:szCs w:val="21"/>
+          <w:u w:val="single"/>
           <w:lang w:val="en-US"/>
           <w14:ligatures w14:val="none"/>
         </w:rPr>
@@ -764,6 +765,7 @@
           <w:kern w:val="0"/>
           <w:sz w:val="21"/>
           <w:szCs w:val="21"/>
+          <w:u w:val="single"/>
           <w:lang w:val="en-US"/>
           <w14:ligatures w14:val="none"/>
         </w:rPr>
@@ -778,6 +780,7 @@
           <w:kern w:val="0"/>
           <w:sz w:val="21"/>
           <w:szCs w:val="21"/>
+          <w:u w:val="single"/>
           <w:lang w:val="en-US"/>
           <w14:ligatures w14:val="none"/>
         </w:rPr>
@@ -791,6 +794,7 @@
           <w:kern w:val="0"/>
           <w:sz w:val="21"/>
           <w:szCs w:val="21"/>
+          <w:u w:val="single"/>
           <w:lang w:val="en-US"/>
           <w14:ligatures w14:val="none"/>
         </w:rPr>
@@ -805,6 +809,7 @@
           <w:kern w:val="0"/>
           <w:sz w:val="21"/>
           <w:szCs w:val="21"/>
+          <w:u w:val="single"/>
           <w:lang w:val="en-US"/>
           <w14:ligatures w14:val="none"/>
         </w:rPr>
@@ -818,6 +823,7 @@
           <w:kern w:val="0"/>
           <w:sz w:val="21"/>
           <w:szCs w:val="21"/>
+          <w:u w:val="single"/>
           <w:lang w:val="en-US"/>
           <w14:ligatures w14:val="none"/>
         </w:rPr>
@@ -832,6 +838,7 @@
           <w:sz w:val="21"/>
           <w:szCs w:val="21"/>
           <w14:ligatures w14:val="none"/>
+          <w:u w:val="single"/>
         </w:rPr>
         <w:t>{{Corporation}}/{{ZoneAbbr}}/</w:t>
       </w:r>
@@ -844,6 +851,7 @@
           <w:sz w:val="21"/>
           <w:szCs w:val="21"/>
           <w14:ligatures w14:val="none"/>
+          <w:u w:val="single"/>
         </w:rPr>
         <w:t>{{Circle}}</w:t>
       </w:r>
@@ -856,6 +864,7 @@
           <w:sz w:val="21"/>
           <w:szCs w:val="21"/>
           <w14:ligatures w14:val="none"/>
+          <w:u w:val="single"/>
         </w:rPr>
         <w:t>/CIR-</w:t>
       </w:r>
@@ -868,6 +877,7 @@
           <w:sz w:val="21"/>
           <w:szCs w:val="21"/>
           <w14:ligatures w14:val="none"/>
+          <w:u w:val="single"/>
         </w:rPr>
         <w:t>{{CNO}}</w:t>
       </w:r>
@@ -880,6 +890,7 @@
           <w:sz w:val="21"/>
           <w:szCs w:val="21"/>
           <w14:ligatures w14:val="none"/>
+          <w:u w:val="single"/>
         </w:rPr>
         <w:t>/EE/</w:t>
       </w:r>
@@ -892,6 +903,7 @@
           <w:sz w:val="21"/>
           <w:szCs w:val="21"/>
           <w14:ligatures w14:val="none"/>
+          <w:u w:val="single"/>
         </w:rPr>
         <w:t>{{</w:t>
       </w:r>
@@ -905,6 +917,7 @@
           <w:sz w:val="21"/>
           <w:szCs w:val="21"/>
           <w14:ligatures w14:val="none"/>
+          <w:u w:val="single"/>
         </w:rPr>
         <w:t>Financialyear</w:t>
       </w:r>
@@ -919,11 +932,11 @@
           <w:sz w:val="21"/>
           <w:szCs w:val="21"/>
           <w14:ligatures w14:val="none"/>
+          <w:u w:val="single"/>
         </w:rPr>
         <w:t>}}</w:t>
       </w:r>
       <w:proofErr w:type="gramEnd"/>
-      <w:proofErr w:type="gramStart"/>
       <w:r>
         <w:rPr>
           <w:rFonts w:ascii="Times New Roman" w:eastAsia="Calibri" w:hAnsi="Times New Roman" w:cs="Times New Roman"/>
@@ -932,10 +945,12 @@
           <w:kern w:val="0"/>
           <w:sz w:val="21"/>
           <w:szCs w:val="21"/>
+          <w:u w:val="single"/>
           <w:lang w:val="en-US"/>
           <w14:ligatures w14:val="none"/>
         </w:rPr>
         <w:tab/>
+        <w:t>Date</w:t>
       </w:r>
       <w:r>
         <w:rPr>
@@ -945,12 +960,13 @@
           <w:kern w:val="0"/>
           <w:sz w:val="21"/>
           <w:szCs w:val="21"/>
-          <w:lang w:val="en-US"/>
-          <w14:ligatures w14:val="none"/>
-        </w:rPr>
-        <w:tab/>
-        <w:t>Date</w:t>
-      </w:r>
+          <w:u w:val="single"/>
+          <w:lang w:val="en-US"/>
+          <w14:ligatures w14:val="none"/>
+        </w:rPr>
+        <w:t>:{</w:t>
+      </w:r>
+      <w:proofErr w:type="gramEnd"/>
       <w:r>
         <w:rPr>
           <w:rFonts w:ascii="Times New Roman" w:eastAsia="Calibri" w:hAnsi="Times New Roman" w:cs="Times New Roman"/>
@@ -959,20 +975,7 @@
           <w:kern w:val="0"/>
           <w:sz w:val="21"/>
           <w:szCs w:val="21"/>
-          <w:lang w:val="en-US"/>
-          <w14:ligatures w14:val="none"/>
-        </w:rPr>
-        <w:t>:{</w:t>
-      </w:r>
-      <w:proofErr w:type="gramEnd"/>
-      <w:r>
-        <w:rPr>
-          <w:rFonts w:ascii="Times New Roman" w:eastAsia="Calibri" w:hAnsi="Times New Roman" w:cs="Times New Roman"/>
-          <w:b/>
-          <w:bCs/>
-          <w:kern w:val="0"/>
-          <w:sz w:val="21"/>
-          <w:szCs w:val="21"/>
+          <w:u w:val="single"/>
           <w:lang w:val="en-US"/>
           <w14:ligatures w14:val="none"/>
         </w:rPr>
@@ -1602,137 +1605,6 @@
     </w:p>
     <w:p>
       <w:pPr>
-        <w:autoSpaceDE w:val="0"/>
-        <w:autoSpaceDN w:val="0"/>
-        <w:adjustRightInd w:val="0"/>
-        <w:spacing w:after="0" w:line="240" w:lineRule="auto"/>
-        <w:rPr>
-          <w:rFonts w:ascii="Times New Roman" w:eastAsia="Times New Roman" w:hAnsi="Times New Roman" w:cs="Times New Roman"/>
-          <w:kern w:val="0"/>
-          <w:sz w:val="22"/>
-          <w:szCs w:val="22"/>
-          <w:lang w:val="en-US"/>
-          <w14:ligatures w14:val="none"/>
-        </w:rPr>
-      </w:pPr>
-      <w:r>
-        <w:rPr>
-          <w:rFonts w:ascii="Times New Roman" w:eastAsia="Times New Roman" w:hAnsi="Times New Roman" w:cs="Times New Roman"/>
-          <w:kern w:val="0"/>
-          <w:sz w:val="22"/>
-          <w:szCs w:val="22"/>
-          <w:lang w:val="en-US"/>
-          <w14:ligatures w14:val="none"/>
-        </w:rPr>
-        <w:tab/>
-      </w:r>
-      <w:r>
-        <w:rPr>
-          <w:rFonts w:ascii="Times New Roman" w:eastAsia="Times New Roman" w:hAnsi="Times New Roman" w:cs="Times New Roman"/>
-          <w:kern w:val="0"/>
-          <w:sz w:val="22"/>
-          <w:szCs w:val="22"/>
-          <w:lang w:val="en-US"/>
-          <w14:ligatures w14:val="none"/>
-        </w:rPr>
-        <w:tab/>
-      </w:r>
-      <w:r>
-        <w:rPr>
-          <w:rFonts w:ascii="Times New Roman" w:eastAsia="Times New Roman" w:hAnsi="Times New Roman" w:cs="Times New Roman"/>
-          <w:kern w:val="0"/>
-          <w:sz w:val="22"/>
-          <w:szCs w:val="22"/>
-          <w:lang w:val="en-US"/>
-          <w14:ligatures w14:val="none"/>
-        </w:rPr>
-        <w:tab/>
-        <w:t xml:space="preserve">     </w:t>
-      </w:r>
-      <w:r>
-        <w:rPr>
-          <w:rFonts w:ascii="Times New Roman" w:eastAsia="Times New Roman" w:hAnsi="Times New Roman" w:cs="Times New Roman"/>
-          <w:b/>
-          <w:bCs/>
-          <w:kern w:val="0"/>
-          <w:lang w:val="en-US"/>
-          <w14:ligatures w14:val="none"/>
-        </w:rPr>
-        <w:t>WIN Code No</w:t>
-      </w:r>
-      <w:r>
-        <w:rPr>
-          <w:rFonts w:ascii="Times New Roman" w:eastAsia="Times New Roman" w:hAnsi="Times New Roman" w:cs="Times New Roman"/>
-          <w:b/>
-          <w:bCs/>
-          <w:kern w:val="0"/>
-          <w:lang w:val="en-US"/>
-          <w14:ligatures w14:val="none"/>
-        </w:rPr>
-        <w:t xml:space="preserve">   </w:t>
-      </w:r>
-      <w:proofErr w:type="gramStart"/>
-      <w:r>
-        <w:rPr>
-          <w:rFonts w:ascii="Times New Roman" w:eastAsia="Times New Roman" w:hAnsi="Times New Roman" w:cs="Times New Roman"/>
-          <w:b/>
-          <w:bCs/>
-          <w:kern w:val="0"/>
-          <w:lang w:val="en-US"/>
-          <w14:ligatures w14:val="none"/>
-        </w:rPr>
-        <w:t xml:space="preserve">  </w:t>
-      </w:r>
-      <w:r>
-        <w:rPr>
-          <w:rFonts w:ascii="Times New Roman" w:eastAsia="Times New Roman" w:hAnsi="Times New Roman" w:cs="Times New Roman"/>
-          <w:b/>
-          <w:bCs/>
-          <w:kern w:val="0"/>
-          <w:lang w:val="en-US"/>
-          <w14:ligatures w14:val="none"/>
-        </w:rPr>
-        <w:t>:</w:t>
-      </w:r>
-      <w:proofErr w:type="gramEnd"/>
-      <w:r>
-        <w:rPr>
-          <w:rFonts w:ascii="Times New Roman" w:eastAsia="Times New Roman" w:hAnsi="Times New Roman" w:cs="Times New Roman"/>
-          <w:b/>
-          <w:bCs/>
-          <w:kern w:val="0"/>
-          <w:lang w:val="en-US"/>
-          <w14:ligatures w14:val="none"/>
-        </w:rPr>
-        <w:t xml:space="preserve"> {{</w:t>
-      </w:r>
-      <w:proofErr w:type="spellStart"/>
-      <w:r>
-        <w:rPr>
-          <w:rFonts w:ascii="Times New Roman" w:eastAsia="Times New Roman" w:hAnsi="Times New Roman" w:cs="Times New Roman"/>
-          <w:b/>
-          <w:bCs/>
-          <w:kern w:val="0"/>
-          <w:lang w:val="en-US"/>
-          <w14:ligatures w14:val="none"/>
-        </w:rPr>
-        <w:t>Wincode</w:t>
-      </w:r>
-      <w:proofErr w:type="spellEnd"/>
-      <w:r>
-        <w:rPr>
-          <w:rFonts w:ascii="Times New Roman" w:eastAsia="Times New Roman" w:hAnsi="Times New Roman" w:cs="Times New Roman"/>
-          <w:b/>
-          <w:bCs/>
-          <w:kern w:val="0"/>
-          <w:lang w:val="en-US"/>
-          <w14:ligatures w14:val="none"/>
-        </w:rPr>
-        <w:t>}}</w:t>
-      </w:r>
-    </w:p>
-    <w:p>
-      <w:pPr>
         <w:tabs>
           <w:tab w:val="left" w:pos="4320"/>
         </w:tabs>
@@ -1753,17 +1625,21 @@
       <w:r>
         <w:rPr>
           <w:rFonts w:ascii="Times New Roman" w:eastAsia="Times New Roman" w:hAnsi="Times New Roman" w:cs="Times New Roman"/>
-          <w:kern w:val="0"/>
-          <w:sz w:val="22"/>
-          <w:szCs w:val="22"/>
-          <w:lang w:val="en-US"/>
-          <w14:ligatures w14:val="none"/>
-        </w:rPr>
-        <w:t xml:space="preserve">Amount of Estimate</w:t>
-      </w:r>
-      <w:r>
-        <w:rPr>
-          <w:rFonts w:ascii="Times New Roman" w:eastAsia="Times New Roman" w:hAnsi="Times New Roman" w:cs="Times New Roman"/>
+          <w:b/>
+          <w:bCs/>
+          <w:kern w:val="0"/>
+          <w:sz w:val="22"/>
+          <w:szCs w:val="22"/>
+          <w:lang w:val="en-US"/>
+          <w14:ligatures w14:val="none"/>
+        </w:rPr>
+        <w:t>WIN Code No</w:t>
+      </w:r>
+      <w:r>
+        <w:rPr>
+          <w:rFonts w:ascii="Times New Roman" w:eastAsia="Times New Roman" w:hAnsi="Times New Roman" w:cs="Times New Roman"/>
+          <w:b/>
+          <w:bCs/>
           <w:kern w:val="0"/>
           <w:sz w:val="22"/>
           <w:szCs w:val="22"/>
@@ -1771,7 +1647,7 @@
           <w14:ligatures w14:val="none"/>
         </w:rPr>
         <w:tab/>
-        <w:t xml:space="preserve">:  {{Estimate Amount}}.</w:t>
+        <w:t xml:space="preserve">: {{Wincode}}</w:t>
       </w:r>
     </w:p>
     <w:p>
@@ -1802,7 +1678,7 @@
           <w:lang w:val="en-US"/>
           <w14:ligatures w14:val="none"/>
         </w:rPr>
-        <w:t xml:space="preserve">Amount of ECV</w:t>
+        <w:t xml:space="preserve">Amount of Estimate</w:t>
       </w:r>
       <w:r>
         <w:rPr>
@@ -1814,7 +1690,7 @@
           <w14:ligatures w14:val="none"/>
         </w:rPr>
         <w:tab/>
-        <w:t xml:space="preserve">:  {{ECV}}.</w:t>
+        <w:t xml:space="preserve">:  {{Estimate Amount}}.</w:t>
       </w:r>
     </w:p>
     <w:p>
@@ -1845,7 +1721,7 @@
           <w:lang w:val="en-US"/>
           <w14:ligatures w14:val="none"/>
         </w:rPr>
-        <w:t xml:space="preserve">Amount of Contract</w:t>
+        <w:t xml:space="preserve">Amount of ECV</w:t>
       </w:r>
       <w:r>
         <w:rPr>
@@ -1857,7 +1733,7 @@
           <w14:ligatures w14:val="none"/>
         </w:rPr>
         <w:tab/>
-        <w:t xml:space="preserve">:  {{Contract Amount}}.</w:t>
+        <w:t xml:space="preserve">:  {{ECV}}.</w:t>
       </w:r>
     </w:p>
     <w:p>
@@ -1888,7 +1764,7 @@
           <w:lang w:val="en-US"/>
           <w14:ligatures w14:val="none"/>
         </w:rPr>
-        <w:t xml:space="preserve">Tender Percentage</w:t>
+        <w:t xml:space="preserve">Amount of Contract</w:t>
       </w:r>
       <w:r>
         <w:rPr>
@@ -1900,7 +1776,7 @@
           <w14:ligatures w14:val="none"/>
         </w:rPr>
         <w:tab/>
-        <w:t xml:space="preserve">:  {{Tender Percentage}}.</w:t>
+        <w:t xml:space="preserve">:  {{Contract Amount}}.</w:t>
       </w:r>
     </w:p>
     <w:p>
@@ -1931,6 +1807,49 @@
           <w:lang w:val="en-US"/>
           <w14:ligatures w14:val="none"/>
         </w:rPr>
+        <w:t xml:space="preserve">Tender Percentage</w:t>
+      </w:r>
+      <w:r>
+        <w:rPr>
+          <w:rFonts w:ascii="Times New Roman" w:eastAsia="Times New Roman" w:hAnsi="Times New Roman" w:cs="Times New Roman"/>
+          <w:kern w:val="0"/>
+          <w:sz w:val="22"/>
+          <w:szCs w:val="22"/>
+          <w:lang w:val="en-US"/>
+          <w14:ligatures w14:val="none"/>
+        </w:rPr>
+        <w:tab/>
+        <w:t xml:space="preserve">:  {{Tender Percentage}}.</w:t>
+      </w:r>
+    </w:p>
+    <w:p>
+      <w:pPr>
+        <w:tabs>
+          <w:tab w:val="left" w:pos="4320"/>
+        </w:tabs>
+        <w:autoSpaceDE w:val="0"/>
+        <w:autoSpaceDN w:val="0"/>
+        <w:adjustRightInd w:val="0"/>
+        <w:spacing w:after="0" w:line="240" w:lineRule="auto"/>
+        <w:ind w:left="1440" w:firstLine="720"/>
+        <w:rPr>
+          <w:rFonts w:ascii="Times New Roman" w:eastAsia="Times New Roman" w:hAnsi="Times New Roman" w:cs="Times New Roman"/>
+          <w:kern w:val="0"/>
+          <w:sz w:val="22"/>
+          <w:szCs w:val="22"/>
+          <w:lang w:val="en-US"/>
+          <w14:ligatures w14:val="none"/>
+        </w:rPr>
+      </w:pPr>
+      <w:r>
+        <w:rPr>
+          <w:rFonts w:ascii="Times New Roman" w:eastAsia="Times New Roman" w:hAnsi="Times New Roman" w:cs="Times New Roman"/>
+          <w:kern w:val="0"/>
+          <w:sz w:val="22"/>
+          <w:szCs w:val="22"/>
+          <w:lang w:val="en-US"/>
+          <w14:ligatures w14:val="none"/>
+        </w:rPr>
         <w:t xml:space="preserve">Period of Completion</w:t>
       </w:r>
       <w:r>
@@ -2006,6 +1925,7 @@
     </w:p>
     <w:p>
       <w:pPr>
+        <w:spacing w:after="0" w:line="240" w:lineRule="auto"/>
         <w:ind w:firstLine="720"/>
         <w:jc w:val="both"/>
         <w:rPr>
@@ -2079,6 +1999,7 @@
     </w:p>
     <w:p>
       <w:pPr>
+        <w:spacing w:after="0" w:line="240" w:lineRule="auto"/>
         <w:ind w:firstLine="720"/>
         <w:jc w:val="both"/>
         <w:rPr>

--- a/resources/work-order-template.docx
+++ b/resources/work-order-template.docx
@@ -28,6 +28,9 @@
         <w:gridCol w:w="1350"/>
       </w:tblGrid>
       <w:tr>
+        <w:trPr>
+          <w:trHeight w:val="1600" w:hRule="atLeast"/>
+        </w:trPr>
         <w:tc>
           <w:tcPr>
             <w:tcW w:w="1350" w:type="dxa"/>
@@ -104,8 +107,8 @@
                                       <w:rFonts w:ascii="Impact" w:hAnsi="Impact"/>
                                       <w:color w:val="001DAC"/>
                                       <w:kern w:val="0"/>
-                                      <w:sz w:val="37"/>
-                                      <w:szCs w:val="37"/>
+                                      <w:sz w:val="50"/>
+                                      <w:szCs w:val="50"/>
                                       <w:lang w:val="en-GB"/>
                                       <w14:textOutline w14:w="9525" w14:cap="flat" w14:cmpd="sng" w14:algn="ctr">
                                         <w14:solidFill>
@@ -124,8 +127,8 @@
                                     <w:rPr>
                                       <w:rFonts w:ascii="Impact" w:hAnsi="Impact"/>
                                       <w:color w:val="001DAC"/>
-                                      <w:sz w:val="37"/>
-                                      <w:szCs w:val="37"/>
+                                      <w:sz w:val="50"/>
+                                      <w:szCs w:val="50"/>
                                       <w:lang w:val="en-GB"/>
                                       <w14:textOutline w14:w="9525" w14:cap="flat" w14:cmpd="sng" w14:algn="ctr">
                                         <w14:solidFill>
@@ -179,8 +182,8 @@
                                 <w:rFonts w:ascii="Impact" w:hAnsi="Impact"/>
                                 <w:color w:val="001DAC"/>
                                 <w:kern w:val="0"/>
-                                <w:sz w:val="37"/>
-                                <w:szCs w:val="37"/>
+                                <w:sz w:val="50"/>
+                                <w:szCs w:val="50"/>
                                 <w:lang w:val="en-GB"/>
                                 <w14:textOutline w14:w="9525" w14:cap="flat" w14:cmpd="sng" w14:algn="ctr">
                                   <w14:solidFill>
@@ -199,8 +202,8 @@
                               <w:rPr>
                                 <w:rFonts w:ascii="Impact" w:hAnsi="Impact"/>
                                 <w:color w:val="001DAC"/>
-                                <w:sz w:val="37"/>
-                                <w:szCs w:val="37"/>
+                                <w:sz w:val="50"/>
+                                <w:szCs w:val="50"/>
                                 <w:lang w:val="en-GB"/>
                                 <w14:textOutline w14:w="9525" w14:cap="flat" w14:cmpd="sng" w14:algn="ctr">
                                   <w14:solidFill>
@@ -358,56 +361,6 @@
     <w:p>
       <w:pPr>
         <w:spacing w:after="0" w:line="240" w:lineRule="auto"/>
-        <w:jc w:val="center"/>
-        <w:rPr>
-          <w:rFonts w:ascii="Times New Roman" w:eastAsia="Calibri" w:hAnsi="Times New Roman" w:cs="Times New Roman"/>
-          <w:kern w:val="0"/>
-          <w:sz w:val="20"/>
-          <w:szCs w:val="22"/>
-          <w:lang w:val="en-US"/>
-          <w14:ligatures w14:val="none"/>
-        </w:rPr>
-      </w:pPr>
-    </w:p>
-    <w:p>
-      <w:pPr>
-        <w:spacing w:after="0" w:line="240" w:lineRule="auto"/>
-        <w:rPr>
-          <w:rFonts w:ascii="Times New Roman" w:eastAsia="Times New Roman" w:hAnsi="Times New Roman" w:cs="Times New Roman"/>
-          <w:kern w:val="0"/>
-          <w:sz w:val="20"/>
-          <w:lang w:val="en-US"/>
-          <w14:ligatures w14:val="none"/>
-        </w:rPr>
-      </w:pPr>
-    </w:p>
-    <w:p>
-      <w:pPr>
-        <w:spacing w:after="0" w:line="240" w:lineRule="auto"/>
-        <w:rPr>
-          <w:rFonts w:ascii="Times New Roman" w:eastAsia="Times New Roman" w:hAnsi="Times New Roman" w:cs="Times New Roman"/>
-          <w:kern w:val="0"/>
-          <w:sz w:val="20"/>
-          <w:lang w:val="en-US"/>
-          <w14:ligatures w14:val="none"/>
-        </w:rPr>
-      </w:pPr>
-    </w:p>
-    <w:p>
-      <w:pPr>
-        <w:spacing w:after="0" w:line="240" w:lineRule="auto"/>
-        <w:rPr>
-          <w:rFonts w:ascii="Times New Roman" w:eastAsia="Times New Roman" w:hAnsi="Times New Roman" w:cs="Times New Roman"/>
-          <w:kern w:val="0"/>
-          <w:sz w:val="20"/>
-          <w:lang w:val="en-US"/>
-          <w14:ligatures w14:val="none"/>
-        </w:rPr>
-      </w:pPr>
-    </w:p>
-    <w:p>
-      <w:pPr>
-        <w:spacing w:after="0" w:line="240" w:lineRule="auto"/>
         <w:rPr>
           <w:rFonts w:ascii="Times New Roman" w:eastAsia="Times New Roman" w:hAnsi="Times New Roman" w:cs="Times New Roman"/>
           <w:kern w:val="0"/>
@@ -593,105 +546,6 @@
           <w:lang w:val="en-US"/>
           <w14:ligatures w14:val="none"/>
         </w:rPr>
-        <w:tab/>
-      </w:r>
-      <w:r>
-        <w:rPr>
-          <w:rFonts w:ascii="Times New Roman" w:eastAsia="Calibri" w:hAnsi="Times New Roman" w:cs="Times New Roman"/>
-          <w:b/>
-          <w:i/>
-          <w:iCs/>
-          <w:kern w:val="0"/>
-          <w:sz w:val="24"/>
-          <w:szCs w:val="24"/>
-          <w:lang w:val="en-US"/>
-          <w14:ligatures w14:val="none"/>
-        </w:rPr>
-        <w:tab/>
-      </w:r>
-      <w:r>
-        <w:rPr>
-          <w:rFonts w:ascii="Times New Roman" w:eastAsia="Calibri" w:hAnsi="Times New Roman" w:cs="Times New Roman"/>
-          <w:b/>
-          <w:i/>
-          <w:iCs/>
-          <w:kern w:val="0"/>
-          <w:sz w:val="24"/>
-          <w:szCs w:val="24"/>
-          <w:lang w:val="en-US"/>
-          <w14:ligatures w14:val="none"/>
-        </w:rPr>
-        <w:tab/>
-      </w:r>
-      <w:r>
-        <w:rPr>
-          <w:rFonts w:ascii="Times New Roman" w:eastAsia="Calibri" w:hAnsi="Times New Roman" w:cs="Times New Roman"/>
-          <w:b/>
-          <w:i/>
-          <w:iCs/>
-          <w:kern w:val="0"/>
-          <w:sz w:val="24"/>
-          <w:szCs w:val="24"/>
-          <w:lang w:val="en-US"/>
-          <w14:ligatures w14:val="none"/>
-        </w:rPr>
-        <w:tab/>
-      </w:r>
-      <w:r>
-        <w:rPr>
-          <w:rFonts w:ascii="Times New Roman" w:eastAsia="Calibri" w:hAnsi="Times New Roman" w:cs="Times New Roman"/>
-          <w:b/>
-          <w:i/>
-          <w:iCs/>
-          <w:kern w:val="0"/>
-          <w:sz w:val="24"/>
-          <w:szCs w:val="24"/>
-          <w:lang w:val="en-US"/>
-          <w14:ligatures w14:val="none"/>
-        </w:rPr>
-        <w:tab/>
-      </w:r>
-      <w:r>
-        <w:rPr>
-          <w:rFonts w:ascii="Times New Roman" w:eastAsia="Calibri" w:hAnsi="Times New Roman" w:cs="Times New Roman"/>
-          <w:b/>
-          <w:i/>
-          <w:iCs/>
-          <w:kern w:val="0"/>
-          <w:sz w:val="24"/>
-          <w:szCs w:val="24"/>
-          <w:lang w:val="en-US"/>
-          <w14:ligatures w14:val="none"/>
-        </w:rPr>
-        <w:tab/>
-      </w:r>
-      <w:r>
-        <w:rPr>
-          <w:rFonts w:ascii="Times New Roman" w:eastAsia="Calibri" w:hAnsi="Times New Roman" w:cs="Times New Roman"/>
-          <w:b/>
-          <w:i/>
-          <w:iCs/>
-          <w:kern w:val="0"/>
-          <w:sz w:val="24"/>
-          <w:szCs w:val="24"/>
-          <w:lang w:val="en-US"/>
-          <w14:ligatures w14:val="none"/>
-        </w:rPr>
-        <w:tab/>
-      </w:r>
-      <w:r>
-        <w:rPr>
-          <w:rFonts w:ascii="Times New Roman" w:eastAsia="Calibri" w:hAnsi="Times New Roman" w:cs="Times New Roman"/>
-          <w:b/>
-          <w:i/>
-          <w:iCs/>
-          <w:kern w:val="0"/>
-          <w:sz w:val="24"/>
-          <w:szCs w:val="24"/>
-          <w:lang w:val="en-US"/>
-          <w14:ligatures w14:val="none"/>
-        </w:rPr>
-        <w:tab/>
         <w:t>{{Corporation}}, Telangana</w:t>
       </w:r>
       <w:r>
@@ -737,8 +591,8 @@
           <w:b/>
           <w:bCs/>
           <w:kern w:val="0"/>
-          <w:sz w:val="21"/>
-          <w:szCs w:val="21"/>
+          <w:sz w:val="20"/>
+          <w:szCs w:val="20"/>
           <w:lang w:val="en-US"/>
           <w14:ligatures w14:val="none"/>
         </w:rPr>
@@ -749,8 +603,8 @@
           <w:b/>
           <w:bCs/>
           <w:kern w:val="0"/>
-          <w:sz w:val="21"/>
-          <w:szCs w:val="21"/>
+          <w:sz w:val="20"/>
+          <w:szCs w:val="20"/>
           <w:u w:val="single"/>
           <w:lang w:val="en-US"/>
           <w14:ligatures w14:val="none"/>
@@ -763,8 +617,8 @@
           <w:b/>
           <w:bCs/>
           <w:kern w:val="0"/>
-          <w:sz w:val="21"/>
-          <w:szCs w:val="21"/>
+          <w:sz w:val="20"/>
+          <w:szCs w:val="20"/>
           <w:u w:val="single"/>
           <w:lang w:val="en-US"/>
           <w14:ligatures w14:val="none"/>
@@ -778,8 +632,8 @@
           <w:b/>
           <w:bCs/>
           <w:kern w:val="0"/>
-          <w:sz w:val="21"/>
-          <w:szCs w:val="21"/>
+          <w:sz w:val="20"/>
+          <w:szCs w:val="20"/>
           <w:u w:val="single"/>
           <w:lang w:val="en-US"/>
           <w14:ligatures w14:val="none"/>
@@ -792,8 +646,8 @@
           <w:b/>
           <w:bCs/>
           <w:kern w:val="0"/>
-          <w:sz w:val="21"/>
-          <w:szCs w:val="21"/>
+          <w:sz w:val="20"/>
+          <w:szCs w:val="20"/>
           <w:u w:val="single"/>
           <w:lang w:val="en-US"/>
           <w14:ligatures w14:val="none"/>
@@ -807,13 +661,13 @@
           <w:b/>
           <w:bCs/>
           <w:kern w:val="0"/>
-          <w:sz w:val="21"/>
-          <w:szCs w:val="21"/>
+          <w:sz w:val="20"/>
+          <w:szCs w:val="20"/>
           <w:u w:val="single"/>
           <w:lang w:val="en-US"/>
           <w14:ligatures w14:val="none"/>
         </w:rPr>
-        <w:t xml:space="preserve">:    </w:t>
+        <w:t xml:space="preserve">: </w:t>
       </w:r>
       <w:r>
         <w:rPr>
@@ -821,8 +675,8 @@
           <w:b/>
           <w:bCs/>
           <w:kern w:val="0"/>
-          <w:sz w:val="21"/>
-          <w:szCs w:val="21"/>
+          <w:sz w:val="20"/>
+          <w:szCs w:val="20"/>
           <w:u w:val="single"/>
           <w:lang w:val="en-US"/>
           <w14:ligatures w14:val="none"/>
@@ -835,8 +689,8 @@
           <w:b/>
           <w:bCs/>
           <w:kern w:val="0"/>
-          <w:sz w:val="21"/>
-          <w:szCs w:val="21"/>
+          <w:sz w:val="20"/>
+          <w:szCs w:val="20"/>
           <w14:ligatures w14:val="none"/>
           <w:u w:val="single"/>
         </w:rPr>
@@ -848,8 +702,8 @@
           <w:b/>
           <w:bCs/>
           <w:kern w:val="0"/>
-          <w:sz w:val="21"/>
-          <w:szCs w:val="21"/>
+          <w:sz w:val="20"/>
+          <w:szCs w:val="20"/>
           <w14:ligatures w14:val="none"/>
           <w:u w:val="single"/>
         </w:rPr>
@@ -861,8 +715,8 @@
           <w:b/>
           <w:bCs/>
           <w:kern w:val="0"/>
-          <w:sz w:val="21"/>
-          <w:szCs w:val="21"/>
+          <w:sz w:val="20"/>
+          <w:szCs w:val="20"/>
           <w14:ligatures w14:val="none"/>
           <w:u w:val="single"/>
         </w:rPr>
@@ -874,8 +728,8 @@
           <w:b/>
           <w:bCs/>
           <w:kern w:val="0"/>
-          <w:sz w:val="21"/>
-          <w:szCs w:val="21"/>
+          <w:sz w:val="20"/>
+          <w:szCs w:val="20"/>
           <w14:ligatures w14:val="none"/>
           <w:u w:val="single"/>
         </w:rPr>
@@ -887,8 +741,8 @@
           <w:b/>
           <w:bCs/>
           <w:kern w:val="0"/>
-          <w:sz w:val="21"/>
-          <w:szCs w:val="21"/>
+          <w:sz w:val="20"/>
+          <w:szCs w:val="20"/>
           <w14:ligatures w14:val="none"/>
           <w:u w:val="single"/>
         </w:rPr>
@@ -900,8 +754,8 @@
           <w:b/>
           <w:bCs/>
           <w:kern w:val="0"/>
-          <w:sz w:val="21"/>
-          <w:szCs w:val="21"/>
+          <w:sz w:val="20"/>
+          <w:szCs w:val="20"/>
           <w14:ligatures w14:val="none"/>
           <w:u w:val="single"/>
         </w:rPr>
@@ -914,8 +768,8 @@
           <w:b/>
           <w:bCs/>
           <w:kern w:val="0"/>
-          <w:sz w:val="21"/>
-          <w:szCs w:val="21"/>
+          <w:sz w:val="20"/>
+          <w:szCs w:val="20"/>
           <w14:ligatures w14:val="none"/>
           <w:u w:val="single"/>
         </w:rPr>
@@ -929,8 +783,8 @@
           <w:b/>
           <w:bCs/>
           <w:kern w:val="0"/>
-          <w:sz w:val="21"/>
-          <w:szCs w:val="21"/>
+          <w:sz w:val="20"/>
+          <w:szCs w:val="20"/>
           <w14:ligatures w14:val="none"/>
           <w:u w:val="single"/>
         </w:rPr>
@@ -943,9 +797,8 @@
           <w:b/>
           <w:bCs/>
           <w:kern w:val="0"/>
-          <w:sz w:val="21"/>
-          <w:szCs w:val="21"/>
-          <w:u w:val="single"/>
+          <w:sz w:val="20"/>
+          <w:szCs w:val="20"/>
           <w:lang w:val="en-US"/>
           <w14:ligatures w14:val="none"/>
         </w:rPr>
@@ -958,9 +811,8 @@
           <w:b/>
           <w:bCs/>
           <w:kern w:val="0"/>
-          <w:sz w:val="21"/>
-          <w:szCs w:val="21"/>
-          <w:u w:val="single"/>
+          <w:sz w:val="20"/>
+          <w:szCs w:val="20"/>
           <w:lang w:val="en-US"/>
           <w14:ligatures w14:val="none"/>
         </w:rPr>
@@ -973,9 +825,8 @@
           <w:b/>
           <w:bCs/>
           <w:kern w:val="0"/>
-          <w:sz w:val="21"/>
-          <w:szCs w:val="21"/>
-          <w:u w:val="single"/>
+          <w:sz w:val="20"/>
+          <w:szCs w:val="20"/>
           <w:lang w:val="en-US"/>
           <w14:ligatures w14:val="none"/>
         </w:rPr>
@@ -1912,19 +1763,6 @@
     </w:p>
     <w:p>
       <w:pPr>
-        <w:tabs>
-          <w:tab w:val="left" w:pos="1440"/>
-        </w:tabs>
-        <w:jc w:val="both"/>
-        <w:rPr>
-          <w:rFonts w:ascii="Times New Roman" w:hAnsi="Times New Roman" w:cs="Times New Roman"/>
-          <w:sz w:val="11"/>
-          <w:szCs w:val="11"/>
-        </w:rPr>
-      </w:pPr>
-    </w:p>
-    <w:p>
-      <w:pPr>
         <w:spacing w:after="0" w:line="240" w:lineRule="auto"/>
         <w:ind w:firstLine="720"/>
         <w:jc w:val="both"/>
@@ -1994,7 +1832,7 @@
           <w:sz w:val="22"/>
           <w:szCs w:val="22"/>
         </w:rPr>
-        <w:t xml:space="preserve">. </w:t>
+        <w:t xml:space="preserve"> from the date of agreement. </w:t>
       </w:r>
     </w:p>
     <w:p>
@@ -2505,7 +2343,7 @@
     </w:p>
     <w:sectPr>
       <w:pgSz w:w="11906" w:h="16838"/>
-      <w:pgMar w:top="936" w:right="1440" w:bottom="720" w:left="1440" w:header="708" w:footer="708" w:gutter="0"/>
+      <w:pgMar w:top="480" w:right="1440" w:bottom="720" w:left="1440" w:header="708" w:footer="708" w:gutter="0"/>
       <w:cols w:space="708"/>
       <w:docGrid w:linePitch="360"/>
     </w:sectPr>

--- a/resources/work-order-template.docx
+++ b/resources/work-order-template.docx
@@ -29,7 +29,7 @@
       </w:tblGrid>
       <w:tr>
         <w:trPr>
-          <w:trHeight w:val="1600" w:hRule="atLeast"/>
+          <w:trHeight w:val="1450" w:hRule="atLeast"/>
         </w:trPr>
         <w:tc>
           <w:tcPr>
@@ -1985,120 +1985,6 @@
     <w:p>
       <w:pPr>
         <w:spacing w:after="0" w:line="240" w:lineRule="auto"/>
-        <w:rPr>
-          <w:rFonts w:ascii="Times New Roman" w:eastAsia="Times New Roman" w:hAnsi="Times New Roman" w:cs="Times New Roman"/>
-          <w:b/>
-          <w:kern w:val="0"/>
-          <w:sz w:val="22"/>
-          <w:szCs w:val="22"/>
-          <w:lang w:val="en-US"/>
-          <w14:ligatures w14:val="none"/>
-        </w:rPr>
-      </w:pPr>
-      <w:r>
-        <w:rPr>
-          <w:rFonts w:ascii="Times New Roman" w:eastAsia="Times New Roman" w:hAnsi="Times New Roman" w:cs="Times New Roman"/>
-          <w:kern w:val="0"/>
-          <w:sz w:val="22"/>
-          <w:szCs w:val="22"/>
-          <w:lang w:val="en-US"/>
-          <w14:ligatures w14:val="none"/>
-        </w:rPr>
-        <w:tab/>
-      </w:r>
-      <w:r>
-        <w:rPr>
-          <w:rFonts w:ascii="Times New Roman" w:eastAsia="Times New Roman" w:hAnsi="Times New Roman" w:cs="Times New Roman"/>
-          <w:kern w:val="0"/>
-          <w:sz w:val="22"/>
-          <w:szCs w:val="22"/>
-          <w:lang w:val="en-US"/>
-          <w14:ligatures w14:val="none"/>
-        </w:rPr>
-        <w:tab/>
-      </w:r>
-      <w:r>
-        <w:rPr>
-          <w:rFonts w:ascii="Times New Roman" w:eastAsia="Times New Roman" w:hAnsi="Times New Roman" w:cs="Times New Roman"/>
-          <w:kern w:val="0"/>
-          <w:sz w:val="22"/>
-          <w:szCs w:val="22"/>
-          <w:lang w:val="en-US"/>
-          <w14:ligatures w14:val="none"/>
-        </w:rPr>
-        <w:tab/>
-      </w:r>
-      <w:r>
-        <w:rPr>
-          <w:rFonts w:ascii="Times New Roman" w:eastAsia="Times New Roman" w:hAnsi="Times New Roman" w:cs="Times New Roman"/>
-          <w:kern w:val="0"/>
-          <w:sz w:val="22"/>
-          <w:szCs w:val="22"/>
-          <w:lang w:val="en-US"/>
-          <w14:ligatures w14:val="none"/>
-        </w:rPr>
-        <w:tab/>
-      </w:r>
-      <w:r>
-        <w:rPr>
-          <w:rFonts w:ascii="Times New Roman" w:eastAsia="Times New Roman" w:hAnsi="Times New Roman" w:cs="Times New Roman"/>
-          <w:kern w:val="0"/>
-          <w:sz w:val="22"/>
-          <w:szCs w:val="22"/>
-          <w:lang w:val="en-US"/>
-          <w14:ligatures w14:val="none"/>
-        </w:rPr>
-        <w:tab/>
-      </w:r>
-      <w:r>
-        <w:rPr>
-          <w:rFonts w:ascii="Times New Roman" w:eastAsia="Times New Roman" w:hAnsi="Times New Roman" w:cs="Times New Roman"/>
-          <w:kern w:val="0"/>
-          <w:sz w:val="22"/>
-          <w:szCs w:val="22"/>
-          <w:lang w:val="en-US"/>
-          <w14:ligatures w14:val="none"/>
-        </w:rPr>
-        <w:tab/>
-      </w:r>
-      <w:r>
-        <w:rPr>
-          <w:rFonts w:ascii="Times New Roman" w:eastAsia="Times New Roman" w:hAnsi="Times New Roman" w:cs="Times New Roman"/>
-          <w:kern w:val="0"/>
-          <w:sz w:val="22"/>
-          <w:szCs w:val="22"/>
-          <w:lang w:val="en-US"/>
-          <w14:ligatures w14:val="none"/>
-        </w:rPr>
-        <w:tab/>
-      </w:r>
-      <w:r>
-        <w:rPr>
-          <w:rFonts w:ascii="Times New Roman" w:eastAsia="Times New Roman" w:hAnsi="Times New Roman" w:cs="Times New Roman"/>
-          <w:kern w:val="0"/>
-          <w:sz w:val="22"/>
-          <w:szCs w:val="22"/>
-          <w:lang w:val="en-US"/>
-          <w14:ligatures w14:val="none"/>
-        </w:rPr>
-        <w:tab/>
-      </w:r>
-      <w:r>
-        <w:rPr>
-          <w:rFonts w:ascii="Times New Roman" w:eastAsia="Times New Roman" w:hAnsi="Times New Roman" w:cs="Times New Roman"/>
-          <w:b/>
-          <w:kern w:val="0"/>
-          <w:sz w:val="22"/>
-          <w:szCs w:val="22"/>
-          <w:lang w:val="en-US"/>
-          <w14:ligatures w14:val="none"/>
-        </w:rPr>
-        <w:t xml:space="preserve">              </w:t>
-      </w:r>
-    </w:p>
-    <w:p>
-      <w:pPr>
-        <w:spacing w:after="0" w:line="240" w:lineRule="auto"/>
         <w:ind w:left="5040"/>
         <w:jc w:val="center"/>
         <w:rPr>
@@ -2343,7 +2229,7 @@
     </w:p>
     <w:sectPr>
       <w:pgSz w:w="11906" w:h="16838"/>
-      <w:pgMar w:top="480" w:right="1440" w:bottom="720" w:left="1440" w:header="708" w:footer="708" w:gutter="0"/>
+      <w:pgMar w:top="300" w:right="1440" w:bottom="720" w:left="1440" w:header="708" w:footer="708" w:gutter="0"/>
       <w:cols w:space="708"/>
       <w:docGrid w:linePitch="360"/>
     </w:sectPr>

--- a/resources/work-order-template.docx
+++ b/resources/work-order-template.docx
@@ -582,7 +582,7 @@
     <w:p>
       <w:pPr>
         <w:tabs>
-          <w:tab w:val="right" w:pos="9026"/>
+          <w:tab w:val="right" w:pos="9000"/>
         </w:tabs>
         <w:spacing w:after="0" w:line="240" w:lineRule="auto"/>
         <w:contextualSpacing/>
@@ -799,11 +799,11 @@
           <w:kern w:val="0"/>
           <w:sz w:val="20"/>
           <w:szCs w:val="20"/>
+          <w:u w:val="single"/>
           <w:lang w:val="en-US"/>
           <w14:ligatures w14:val="none"/>
         </w:rPr>
         <w:tab/>
-        <w:t>Date</w:t>
       </w:r>
       <w:r>
         <w:rPr>
@@ -813,12 +813,12 @@
           <w:kern w:val="0"/>
           <w:sz w:val="20"/>
           <w:szCs w:val="20"/>
-          <w:lang w:val="en-US"/>
-          <w14:ligatures w14:val="none"/>
-        </w:rPr>
-        <w:t>:{</w:t>
-      </w:r>
-      <w:proofErr w:type="gramEnd"/>
+          <w:u w:val="single"/>
+          <w:lang w:val="en-US"/>
+          <w14:ligatures w14:val="none"/>
+        </w:rPr>
+        <w:t>Date</w:t>
+      </w:r>
       <w:r>
         <w:rPr>
           <w:rFonts w:ascii="Times New Roman" w:eastAsia="Calibri" w:hAnsi="Times New Roman" w:cs="Times New Roman"/>
@@ -827,6 +827,22 @@
           <w:kern w:val="0"/>
           <w:sz w:val="20"/>
           <w:szCs w:val="20"/>
+          <w:u w:val="single"/>
+          <w:lang w:val="en-US"/>
+          <w14:ligatures w14:val="none"/>
+        </w:rPr>
+        <w:t>:{</w:t>
+      </w:r>
+      <w:proofErr w:type="gramEnd"/>
+      <w:r>
+        <w:rPr>
+          <w:rFonts w:ascii="Times New Roman" w:eastAsia="Calibri" w:hAnsi="Times New Roman" w:cs="Times New Roman"/>
+          <w:b/>
+          <w:bCs/>
+          <w:kern w:val="0"/>
+          <w:sz w:val="20"/>
+          <w:szCs w:val="20"/>
+          <w:u w:val="single"/>
           <w:lang w:val="en-US"/>
           <w14:ligatures w14:val="none"/>
         </w:rPr>
